--- a/Documentation/Preparation/System Requirement Analysis/Comparative_study_features.docx
+++ b/Documentation/Preparation/System Requirement Analysis/Comparative_study_features.docx
@@ -134,6 +134,9 @@
         </w:tc>
       </w:tr>
       <w:tr>
+        <w:trPr>
+          <w:trHeight w:val="58"/>
+        </w:trPr>
         <w:tc>
           <w:tcPr>
             <w:tcW w:w="2160" w:type="dxa"/>
@@ -188,6 +191,9 @@
         </w:tc>
       </w:tr>
       <w:tr>
+        <w:trPr>
+          <w:trHeight w:val="3509"/>
+        </w:trPr>
         <w:tc>
           <w:tcPr>
             <w:tcW w:w="2160" w:type="dxa"/>
@@ -197,11 +203,13 @@
               <w:jc w:val="both"/>
               <w:rPr>
                 <w:rFonts w:ascii="Arial" w:hAnsi="Arial" w:cs="Arial"/>
-              </w:rPr>
-            </w:pPr>
-            <w:r>
-              <w:rPr>
-                <w:rFonts w:ascii="Arial" w:hAnsi="Arial" w:cs="Arial"/>
+                <w:highlight w:val="green"/>
+              </w:rPr>
+            </w:pPr>
+            <w:r>
+              <w:rPr>
+                <w:rFonts w:ascii="Arial" w:hAnsi="Arial" w:cs="Arial"/>
+                <w:highlight w:val="green"/>
               </w:rPr>
               <w:t>Task Management</w:t>
             </w:r>
@@ -216,12 +224,14 @@
               <w:jc w:val="both"/>
               <w:rPr>
                 <w:rFonts w:ascii="Arial" w:hAnsi="Arial" w:cs="Arial"/>
+                <w:highlight w:val="green"/>
               </w:rPr>
             </w:pPr>
             <w:proofErr w:type="spellStart"/>
             <w:r>
               <w:rPr>
                 <w:rFonts w:ascii="Arial" w:hAnsi="Arial" w:cs="Arial"/>
+                <w:highlight w:val="green"/>
               </w:rPr>
               <w:t>Organises</w:t>
             </w:r>
@@ -229,6 +239,7 @@
             <w:r>
               <w:rPr>
                 <w:rFonts w:ascii="Arial" w:hAnsi="Arial" w:cs="Arial"/>
+                <w:highlight w:val="green"/>
               </w:rPr>
               <w:t xml:space="preserve"> work using boards, lists and cards. Each card can be moved between lists to show its status </w:t>
             </w:r>
@@ -243,12 +254,14 @@
               <w:jc w:val="both"/>
               <w:rPr>
                 <w:rFonts w:ascii="Arial" w:hAnsi="Arial" w:cs="Arial"/>
+                <w:highlight w:val="green"/>
               </w:rPr>
             </w:pPr>
             <w:commentRangeStart w:id="0"/>
             <w:r>
               <w:rPr>
                 <w:rFonts w:ascii="Arial" w:hAnsi="Arial" w:cs="Arial"/>
+                <w:highlight w:val="green"/>
               </w:rPr>
               <w:t>Tasks can be created with a priority, deadline, description and subtasks. They can also be grouped into projects with milestones and task dependencies</w:t>
             </w:r>
@@ -256,6 +269,7 @@
             <w:r>
               <w:rPr>
                 <w:rStyle w:val="CommentReference"/>
+                <w:highlight w:val="green"/>
               </w:rPr>
               <w:commentReference w:id="0"/>
             </w:r>
@@ -270,11 +284,13 @@
               <w:jc w:val="both"/>
               <w:rPr>
                 <w:rFonts w:ascii="Arial" w:hAnsi="Arial" w:cs="Arial"/>
-              </w:rPr>
-            </w:pPr>
-            <w:r>
-              <w:rPr>
-                <w:rFonts w:ascii="Arial" w:hAnsi="Arial" w:cs="Arial"/>
+                <w:highlight w:val="green"/>
+              </w:rPr>
+            </w:pPr>
+            <w:r>
+              <w:rPr>
+                <w:rFonts w:ascii="Arial" w:hAnsi="Arial" w:cs="Arial"/>
+                <w:highlight w:val="green"/>
               </w:rPr>
               <w:t>Trello's card system is simple to set up and easy to understand, which makes it effective for short and straightforward task lists. However, a basic card structure cannot clearly show relationships between connected tasks. WPMS keeps a clear card-based view while adding task dependencies and milestones, allowing users to plan projects with several connected stages.</w:t>
             </w:r>
@@ -291,11 +307,13 @@
               <w:jc w:val="both"/>
               <w:rPr>
                 <w:rFonts w:ascii="Arial" w:hAnsi="Arial" w:cs="Arial"/>
-              </w:rPr>
-            </w:pPr>
-            <w:r>
-              <w:rPr>
-                <w:rFonts w:ascii="Arial" w:hAnsi="Arial" w:cs="Arial"/>
+                <w:highlight w:val="yellow"/>
+              </w:rPr>
+            </w:pPr>
+            <w:r>
+              <w:rPr>
+                <w:rFonts w:ascii="Arial" w:hAnsi="Arial" w:cs="Arial"/>
+                <w:highlight w:val="yellow"/>
               </w:rPr>
               <w:t>Time Management</w:t>
             </w:r>
@@ -310,11 +328,13 @@
               <w:jc w:val="both"/>
               <w:rPr>
                 <w:rFonts w:ascii="Arial" w:hAnsi="Arial" w:cs="Arial"/>
-              </w:rPr>
-            </w:pPr>
-            <w:r>
-              <w:rPr>
-                <w:rFonts w:ascii="Arial" w:hAnsi="Arial" w:cs="Arial"/>
+                <w:highlight w:val="yellow"/>
+              </w:rPr>
+            </w:pPr>
+            <w:r>
+              <w:rPr>
+                <w:rFonts w:ascii="Arial" w:hAnsi="Arial" w:cs="Arial"/>
+                <w:highlight w:val="yellow"/>
               </w:rPr>
               <w:t>Does not provide built-in time tracking. Users need an additional plugin to record hours against a card.</w:t>
             </w:r>
@@ -329,11 +349,13 @@
               <w:jc w:val="both"/>
               <w:rPr>
                 <w:rFonts w:ascii="Arial" w:hAnsi="Arial" w:cs="Arial"/>
-              </w:rPr>
-            </w:pPr>
-            <w:r>
-              <w:rPr>
-                <w:rFonts w:ascii="Arial" w:hAnsi="Arial" w:cs="Arial"/>
+                <w:highlight w:val="yellow"/>
+              </w:rPr>
+            </w:pPr>
+            <w:r>
+              <w:rPr>
+                <w:rFonts w:ascii="Arial" w:hAnsi="Arial" w:cs="Arial"/>
+                <w:highlight w:val="yellow"/>
               </w:rPr>
               <w:t xml:space="preserve">Allows users to record the hours spent on a task or project and view this information by day, week or month </w:t>
             </w:r>
@@ -348,11 +370,13 @@
               <w:jc w:val="both"/>
               <w:rPr>
                 <w:rFonts w:ascii="Arial" w:hAnsi="Arial" w:cs="Arial"/>
-              </w:rPr>
-            </w:pPr>
-            <w:r>
-              <w:rPr>
-                <w:rFonts w:ascii="Arial" w:hAnsi="Arial" w:cs="Arial"/>
+                <w:highlight w:val="yellow"/>
+              </w:rPr>
+            </w:pPr>
+            <w:r>
+              <w:rPr>
+                <w:rFonts w:ascii="Arial" w:hAnsi="Arial" w:cs="Arial"/>
+                <w:highlight w:val="yellow"/>
               </w:rPr>
               <w:t>This was one of the main gaps identified during the requirement-gathering process. Trello can show what a user is working on but does not show how much time has been spent on it. WPMS treats time tracking as an important part of managing personal work, so hour logging is included directly within the personal workspace rather than being an additional feature.</w:t>
             </w:r>
@@ -369,12 +393,14 @@
               <w:jc w:val="both"/>
               <w:rPr>
                 <w:rFonts w:ascii="Arial" w:hAnsi="Arial" w:cs="Arial"/>
+                <w:highlight w:val="green"/>
               </w:rPr>
             </w:pPr>
             <w:commentRangeStart w:id="1"/>
             <w:r>
               <w:rPr>
                 <w:rFonts w:ascii="Arial" w:hAnsi="Arial" w:cs="Arial"/>
+                <w:highlight w:val="green"/>
               </w:rPr>
               <w:t>Progress Tracking</w:t>
             </w:r>
@@ -389,11 +415,13 @@
               <w:jc w:val="both"/>
               <w:rPr>
                 <w:rFonts w:ascii="Arial" w:hAnsi="Arial" w:cs="Arial"/>
-              </w:rPr>
-            </w:pPr>
-            <w:r>
-              <w:rPr>
-                <w:rFonts w:ascii="Arial" w:hAnsi="Arial" w:cs="Arial"/>
+                <w:highlight w:val="green"/>
+              </w:rPr>
+            </w:pPr>
+            <w:r>
+              <w:rPr>
+                <w:rFonts w:ascii="Arial" w:hAnsi="Arial" w:cs="Arial"/>
+                <w:highlight w:val="green"/>
               </w:rPr>
               <w:t>Shows progress visually based on the list where a card is located, such as To Do, Doing or Done, without providing detailed numerical analysis.</w:t>
             </w:r>
@@ -408,17 +436,20 @@
               <w:jc w:val="both"/>
               <w:rPr>
                 <w:rFonts w:ascii="Arial" w:hAnsi="Arial" w:cs="Arial"/>
-              </w:rPr>
-            </w:pPr>
-            <w:r>
-              <w:rPr>
-                <w:rFonts w:ascii="Arial" w:hAnsi="Arial" w:cs="Arial"/>
+                <w:highlight w:val="green"/>
+              </w:rPr>
+            </w:pPr>
+            <w:r>
+              <w:rPr>
+                <w:rFonts w:ascii="Arial" w:hAnsi="Arial" w:cs="Arial"/>
+                <w:highlight w:val="green"/>
               </w:rPr>
               <w:t xml:space="preserve">Tracks task status using categories such as To Do, In Progress, Completed and Delayed. This information is displayed through progress bars and dashboard charts </w:t>
             </w:r>
             <w:r>
               <w:rPr>
                 <w:rFonts w:ascii="Arial" w:hAnsi="Arial" w:cs="Arial"/>
+                <w:highlight w:val="green"/>
               </w:rPr>
               <w:lastRenderedPageBreak/>
               <w:t xml:space="preserve">for individuals and teams </w:t>
@@ -434,11 +465,13 @@
               <w:jc w:val="both"/>
               <w:rPr>
                 <w:rFonts w:ascii="Arial" w:hAnsi="Arial" w:cs="Arial"/>
-              </w:rPr>
-            </w:pPr>
-            <w:r>
-              <w:rPr>
-                <w:rFonts w:ascii="Arial" w:hAnsi="Arial" w:cs="Arial"/>
+                <w:highlight w:val="green"/>
+              </w:rPr>
+            </w:pPr>
+            <w:r>
+              <w:rPr>
+                <w:rFonts w:ascii="Arial" w:hAnsi="Arial" w:cs="Arial"/>
+                <w:highlight w:val="green"/>
               </w:rPr>
               <w:lastRenderedPageBreak/>
               <w:t>Trello's visual progress tracking is one of its main strengths because it is easy to understand. However, it does not provide information about progress trends over time or allow users to compare different periods. WPMS keeps simple status labels while adding analytics so that progress can be measured as well as viewed.</w:t>
@@ -447,6 +480,7 @@
             <w:r>
               <w:rPr>
                 <w:rStyle w:val="CommentReference"/>
+                <w:highlight w:val="green"/>
               </w:rPr>
               <w:commentReference w:id="1"/>
             </w:r>
@@ -463,11 +497,13 @@
               <w:jc w:val="both"/>
               <w:rPr>
                 <w:rFonts w:ascii="Arial" w:hAnsi="Arial" w:cs="Arial"/>
-              </w:rPr>
-            </w:pPr>
-            <w:r>
-              <w:rPr>
-                <w:rFonts w:ascii="Arial" w:hAnsi="Arial" w:cs="Arial"/>
+                <w:highlight w:val="yellow"/>
+              </w:rPr>
+            </w:pPr>
+            <w:r>
+              <w:rPr>
+                <w:rFonts w:ascii="Arial" w:hAnsi="Arial" w:cs="Arial"/>
+                <w:highlight w:val="yellow"/>
               </w:rPr>
               <w:t>Target Users</w:t>
             </w:r>
@@ -482,11 +518,13 @@
               <w:jc w:val="both"/>
               <w:rPr>
                 <w:rFonts w:ascii="Arial" w:hAnsi="Arial" w:cs="Arial"/>
-              </w:rPr>
-            </w:pPr>
-            <w:r>
-              <w:rPr>
-                <w:rFonts w:ascii="Arial" w:hAnsi="Arial" w:cs="Arial"/>
+                <w:highlight w:val="yellow"/>
+              </w:rPr>
+            </w:pPr>
+            <w:r>
+              <w:rPr>
+                <w:rFonts w:ascii="Arial" w:hAnsi="Arial" w:cs="Arial"/>
+                <w:highlight w:val="yellow"/>
               </w:rPr>
               <w:t xml:space="preserve">Designed for general use by individuals, small teams and larger </w:t>
             </w:r>
@@ -494,6 +532,7 @@
             <w:r>
               <w:rPr>
                 <w:rFonts w:ascii="Arial" w:hAnsi="Arial" w:cs="Arial"/>
+                <w:highlight w:val="yellow"/>
               </w:rPr>
               <w:t>organisations</w:t>
             </w:r>
@@ -501,6 +540,7 @@
             <w:r>
               <w:rPr>
                 <w:rFonts w:ascii="Arial" w:hAnsi="Arial" w:cs="Arial"/>
+                <w:highlight w:val="yellow"/>
               </w:rPr>
               <w:t xml:space="preserve"> across different types of work.</w:t>
             </w:r>
@@ -515,12 +555,14 @@
               <w:jc w:val="both"/>
               <w:rPr>
                 <w:rFonts w:ascii="Arial" w:hAnsi="Arial" w:cs="Arial"/>
+                <w:highlight w:val="yellow"/>
               </w:rPr>
             </w:pPr>
             <w:commentRangeStart w:id="2"/>
             <w:r>
               <w:rPr>
                 <w:rFonts w:ascii="Arial" w:hAnsi="Arial" w:cs="Arial"/>
+                <w:highlight w:val="yellow"/>
               </w:rPr>
               <w:t xml:space="preserve">Primarily designed for individuals who want a personal productivity and time-tracking space. It can then support small teams and </w:t>
             </w:r>
@@ -528,6 +570,7 @@
             <w:r>
               <w:rPr>
                 <w:rFonts w:ascii="Arial" w:hAnsi="Arial" w:cs="Arial"/>
+                <w:highlight w:val="yellow"/>
               </w:rPr>
               <w:t>organisations</w:t>
             </w:r>
@@ -535,6 +578,7 @@
             <w:r>
               <w:rPr>
                 <w:rFonts w:ascii="Arial" w:hAnsi="Arial" w:cs="Arial"/>
+                <w:highlight w:val="yellow"/>
               </w:rPr>
               <w:t xml:space="preserve"> that also require performance verification.</w:t>
             </w:r>
@@ -549,11 +593,13 @@
               <w:jc w:val="both"/>
               <w:rPr>
                 <w:rFonts w:ascii="Arial" w:hAnsi="Arial" w:cs="Arial"/>
-              </w:rPr>
-            </w:pPr>
-            <w:r>
-              <w:rPr>
-                <w:rFonts w:ascii="Arial" w:hAnsi="Arial" w:cs="Arial"/>
+                <w:highlight w:val="yellow"/>
+              </w:rPr>
+            </w:pPr>
+            <w:r>
+              <w:rPr>
+                <w:rFonts w:ascii="Arial" w:hAnsi="Arial" w:cs="Arial"/>
+                <w:highlight w:val="yellow"/>
               </w:rPr>
               <w:t xml:space="preserve">Trello is designed for a broad range of users, which means it cannot focus heavily on one particular workflow. WPMS has a more specific purpose. It focuses first on helping individuals understand their own work patterns before supporting collaboration and wider </w:t>
             </w:r>
@@ -561,6 +607,7 @@
             <w:r>
               <w:rPr>
                 <w:rFonts w:ascii="Arial" w:hAnsi="Arial" w:cs="Arial"/>
+                <w:highlight w:val="yellow"/>
               </w:rPr>
               <w:t>organisational</w:t>
             </w:r>
@@ -568,6 +615,7 @@
             <w:r>
               <w:rPr>
                 <w:rFonts w:ascii="Arial" w:hAnsi="Arial" w:cs="Arial"/>
+                <w:highlight w:val="yellow"/>
               </w:rPr>
               <w:t xml:space="preserve"> use. This allows the system to </w:t>
             </w:r>
@@ -575,6 +623,7 @@
             <w:r>
               <w:rPr>
                 <w:rFonts w:ascii="Arial" w:hAnsi="Arial" w:cs="Arial"/>
+                <w:highlight w:val="yellow"/>
               </w:rPr>
               <w:t>prioritise</w:t>
             </w:r>
@@ -582,6 +631,7 @@
             <w:r>
               <w:rPr>
                 <w:rFonts w:ascii="Arial" w:hAnsi="Arial" w:cs="Arial"/>
+                <w:highlight w:val="yellow"/>
               </w:rPr>
               <w:t xml:space="preserve"> features that are not a main focus of general-purpose tools such as Trello.</w:t>
             </w:r>
@@ -589,6 +639,7 @@
             <w:r>
               <w:rPr>
                 <w:rStyle w:val="CommentReference"/>
+                <w:highlight w:val="yellow"/>
               </w:rPr>
               <w:commentReference w:id="2"/>
             </w:r>
@@ -853,6 +904,7 @@
             <w:r>
               <w:rPr>
                 <w:rFonts w:ascii="Arial" w:hAnsi="Arial" w:cs="Arial"/>
+                <w:highlight w:val="green"/>
               </w:rPr>
               <w:t>Drag-and-drop board view</w:t>
             </w:r>
@@ -957,12 +1009,14 @@
               <w:jc w:val="both"/>
               <w:rPr>
                 <w:rFonts w:ascii="Arial" w:hAnsi="Arial" w:cs="Arial"/>
+                <w:highlight w:val="green"/>
               </w:rPr>
             </w:pPr>
             <w:commentRangeStart w:id="5"/>
             <w:r>
               <w:rPr>
                 <w:rFonts w:ascii="Arial" w:hAnsi="Arial" w:cs="Arial"/>
+                <w:highlight w:val="green"/>
               </w:rPr>
               <w:lastRenderedPageBreak/>
               <w:t>Comments and tagging on tasks</w:t>
@@ -1049,6 +1103,7 @@
             <w:r>
               <w:rPr>
                 <w:rFonts w:ascii="Arial" w:hAnsi="Arial" w:cs="Arial"/>
+                <w:highlight w:val="yellow"/>
               </w:rPr>
               <w:t>File attachments on tasks</w:t>
             </w:r>
@@ -1128,6 +1183,7 @@
             <w:r>
               <w:rPr>
                 <w:rFonts w:ascii="Arial" w:hAnsi="Arial" w:cs="Arial"/>
+                <w:highlight w:val="green"/>
               </w:rPr>
               <w:t>Notifications</w:t>
             </w:r>
@@ -1214,6 +1270,7 @@
             <w:r>
               <w:rPr>
                 <w:rFonts w:ascii="Arial" w:hAnsi="Arial" w:cs="Arial"/>
+                <w:highlight w:val="yellow"/>
               </w:rPr>
               <w:t>Search and filtering</w:t>
             </w:r>
@@ -1387,8 +1444,14 @@
           <w:p>
             <w:pPr>
               <w:jc w:val="both"/>
-            </w:pPr>
-            <w:r>
+              <w:rPr>
+                <w:highlight w:val="green"/>
+              </w:rPr>
+            </w:pPr>
+            <w:r>
+              <w:rPr>
+                <w:highlight w:val="green"/>
+              </w:rPr>
               <w:t>Function</w:t>
             </w:r>
           </w:p>
@@ -1447,9 +1510,15 @@
           <w:p>
             <w:pPr>
               <w:jc w:val="both"/>
+              <w:rPr>
+                <w:highlight w:val="green"/>
+              </w:rPr>
             </w:pPr>
             <w:commentRangeStart w:id="8"/>
             <w:r>
+              <w:rPr>
+                <w:highlight w:val="green"/>
+              </w:rPr>
               <w:t>Task management</w:t>
             </w:r>
           </w:p>
@@ -1512,8 +1581,14 @@
           <w:p>
             <w:pPr>
               <w:jc w:val="both"/>
-            </w:pPr>
-            <w:r>
+              <w:rPr>
+                <w:highlight w:val="green"/>
+              </w:rPr>
+            </w:pPr>
+            <w:r>
+              <w:rPr>
+                <w:highlight w:val="green"/>
+              </w:rPr>
               <w:t>Project views</w:t>
             </w:r>
           </w:p>
@@ -1569,8 +1644,14 @@
           <w:p>
             <w:pPr>
               <w:jc w:val="both"/>
-            </w:pPr>
-            <w:r>
+              <w:rPr>
+                <w:highlight w:val="green"/>
+              </w:rPr>
+            </w:pPr>
+            <w:r>
+              <w:rPr>
+                <w:highlight w:val="green"/>
+              </w:rPr>
               <w:t>My Tasks</w:t>
             </w:r>
           </w:p>
@@ -1751,6 +1832,9 @@
             </w:pPr>
             <w:commentRangeStart w:id="10"/>
             <w:r>
+              <w:rPr>
+                <w:highlight w:val="green"/>
+              </w:rPr>
               <w:t>Automation</w:t>
             </w:r>
           </w:p>
@@ -1941,6 +2025,9 @@
         <w:jc w:val="both"/>
       </w:pPr>
       <w:r>
+        <w:rPr>
+          <w:highlight w:val="yellow"/>
+        </w:rPr>
         <w:lastRenderedPageBreak/>
         <w:t>Technology Stack Comparison</w:t>
       </w:r>
@@ -1949,6 +2036,7 @@
       <w:r>
         <w:rPr>
           <w:rStyle w:val="CommentReference"/>
+          <w:highlight w:val="yellow"/>
         </w:rPr>
         <w:commentReference w:id="12"/>
       </w:r>
@@ -2426,14 +2514,20 @@
         <w:contextualSpacing w:val="0"/>
         <w:jc w:val="both"/>
         <w:rPr>
+          <w:highlight w:val="yellow"/>
+        </w:rPr>
+      </w:pPr>
+      <w:r>
+        <w:rPr>
           <w:highlight w:val="red"/>
         </w:rPr>
-      </w:pPr>
-      <w:r>
-        <w:rPr>
-          <w:highlight w:val="red"/>
-        </w:rPr>
-        <w:t>Advanced search and saved/filterable views across assignee, due date, custom fields, and tags.</w:t>
+        <w:t xml:space="preserve">Advanced </w:t>
+      </w:r>
+      <w:r>
+        <w:rPr>
+          <w:highlight w:val="yellow"/>
+        </w:rPr>
+        <w:t>search and saved/filterable views across assignee, due date, custom fields, and tags.</w:t>
       </w:r>
     </w:p>
     <w:p>
@@ -3022,15 +3116,6 @@
   </w:num>
   <w:num w:numId="3">
     <w:abstractNumId w:val="0"/>
-    <w:lvlOverride w:ilvl="0"/>
-    <w:lvlOverride w:ilvl="1"/>
-    <w:lvlOverride w:ilvl="2"/>
-    <w:lvlOverride w:ilvl="3"/>
-    <w:lvlOverride w:ilvl="4"/>
-    <w:lvlOverride w:ilvl="5"/>
-    <w:lvlOverride w:ilvl="6"/>
-    <w:lvlOverride w:ilvl="7"/>
-    <w:lvlOverride w:ilvl="8"/>
   </w:num>
 </w:numbering>
 </file>
